--- a/MySQL/commands.docx
+++ b/MySQL/commands.docx
@@ -55,19 +55,44 @@
                 <w:lang w:eastAsia="en-IN"/>
                 <w14:ligatures w14:val="none"/>
               </w:rPr>
-              <w:t xml:space="preserve">Create database </w:t>
-            </w:r>
-            <w:proofErr w:type="spellStart"/>
-            <w:r>
-              <w:rPr>
-                <w:rFonts w:ascii="Times New Roman" w:eastAsia="Times New Roman" w:hAnsi="Times New Roman" w:cs="Times New Roman"/>
-                <w:kern w:val="0"/>
-                <w:lang w:eastAsia="en-IN"/>
-                <w14:ligatures w14:val="none"/>
-              </w:rPr>
-              <w:t>MyPortalDB</w:t>
-            </w:r>
-            <w:proofErr w:type="spellEnd"/>
+              <w:t>C</w:t>
+            </w:r>
+            <w:r>
+              <w:rPr>
+                <w:rFonts w:ascii="Times New Roman" w:eastAsia="Times New Roman" w:hAnsi="Times New Roman" w:cs="Times New Roman"/>
+                <w:kern w:val="0"/>
+                <w:lang w:eastAsia="en-IN"/>
+                <w14:ligatures w14:val="none"/>
+              </w:rPr>
+              <w:t>REATE</w:t>
+            </w:r>
+            <w:r>
+              <w:rPr>
+                <w:rFonts w:ascii="Times New Roman" w:eastAsia="Times New Roman" w:hAnsi="Times New Roman" w:cs="Times New Roman"/>
+                <w:kern w:val="0"/>
+                <w:lang w:eastAsia="en-IN"/>
+                <w14:ligatures w14:val="none"/>
+              </w:rPr>
+              <w:t xml:space="preserve"> </w:t>
+            </w:r>
+            <w:r>
+              <w:rPr>
+                <w:rFonts w:ascii="Times New Roman" w:eastAsia="Times New Roman" w:hAnsi="Times New Roman" w:cs="Times New Roman"/>
+                <w:kern w:val="0"/>
+                <w:lang w:eastAsia="en-IN"/>
+                <w14:ligatures w14:val="none"/>
+              </w:rPr>
+              <w:t>DATABASE</w:t>
+            </w:r>
+            <w:r>
+              <w:rPr>
+                <w:rFonts w:ascii="Times New Roman" w:eastAsia="Times New Roman" w:hAnsi="Times New Roman" w:cs="Times New Roman"/>
+                <w:kern w:val="0"/>
+                <w:lang w:eastAsia="en-IN"/>
+                <w14:ligatures w14:val="none"/>
+              </w:rPr>
+              <w:t xml:space="preserve"> MyPortalDB</w:t>
+            </w:r>
           </w:p>
         </w:tc>
         <w:tc>
@@ -123,19 +148,26 @@
                 <w:lang w:eastAsia="en-IN"/>
                 <w14:ligatures w14:val="none"/>
               </w:rPr>
-              <w:t xml:space="preserve">Use </w:t>
-            </w:r>
-            <w:proofErr w:type="spellStart"/>
-            <w:r>
-              <w:rPr>
-                <w:rFonts w:ascii="Times New Roman" w:eastAsia="Times New Roman" w:hAnsi="Times New Roman" w:cs="Times New Roman"/>
-                <w:kern w:val="0"/>
-                <w:lang w:eastAsia="en-IN"/>
-                <w14:ligatures w14:val="none"/>
-              </w:rPr>
-              <w:t>MyPortalDB</w:t>
-            </w:r>
-            <w:proofErr w:type="spellEnd"/>
+              <w:t>U</w:t>
+            </w:r>
+            <w:r>
+              <w:rPr>
+                <w:rFonts w:ascii="Times New Roman" w:eastAsia="Times New Roman" w:hAnsi="Times New Roman" w:cs="Times New Roman"/>
+                <w:kern w:val="0"/>
+                <w:lang w:eastAsia="en-IN"/>
+                <w14:ligatures w14:val="none"/>
+              </w:rPr>
+              <w:t>SE</w:t>
+            </w:r>
+            <w:r>
+              <w:rPr>
+                <w:rFonts w:ascii="Times New Roman" w:eastAsia="Times New Roman" w:hAnsi="Times New Roman" w:cs="Times New Roman"/>
+                <w:kern w:val="0"/>
+                <w:lang w:eastAsia="en-IN"/>
+                <w14:ligatures w14:val="none"/>
+              </w:rPr>
+              <w:t xml:space="preserve"> MyPortalDB</w:t>
+            </w:r>
           </w:p>
         </w:tc>
         <w:tc>
@@ -191,161 +223,35 @@
                 <w:lang w:eastAsia="en-IN"/>
                 <w14:ligatures w14:val="none"/>
               </w:rPr>
-              <w:t xml:space="preserve">Create table </w:t>
-            </w:r>
-            <w:proofErr w:type="gramStart"/>
-            <w:r>
-              <w:rPr>
-                <w:rFonts w:ascii="Times New Roman" w:eastAsia="Times New Roman" w:hAnsi="Times New Roman" w:cs="Times New Roman"/>
-                <w:kern w:val="0"/>
-                <w:lang w:eastAsia="en-IN"/>
-                <w14:ligatures w14:val="none"/>
-              </w:rPr>
-              <w:t>Users(</w:t>
-            </w:r>
-            <w:proofErr w:type="gramEnd"/>
-            <w:r>
-              <w:rPr>
-                <w:rFonts w:ascii="Times New Roman" w:eastAsia="Times New Roman" w:hAnsi="Times New Roman" w:cs="Times New Roman"/>
-                <w:kern w:val="0"/>
-                <w:lang w:eastAsia="en-IN"/>
-                <w14:ligatures w14:val="none"/>
-              </w:rPr>
-              <w:t xml:space="preserve">id INT PRIMARY KEY </w:t>
-            </w:r>
-            <w:proofErr w:type="spellStart"/>
-            <w:r>
-              <w:rPr>
-                <w:rFonts w:ascii="Times New Roman" w:eastAsia="Times New Roman" w:hAnsi="Times New Roman" w:cs="Times New Roman"/>
-                <w:kern w:val="0"/>
-                <w:lang w:eastAsia="en-IN"/>
-                <w14:ligatures w14:val="none"/>
-              </w:rPr>
-              <w:t>auto_</w:t>
-            </w:r>
-            <w:proofErr w:type="gramStart"/>
-            <w:r>
-              <w:rPr>
-                <w:rFonts w:ascii="Times New Roman" w:eastAsia="Times New Roman" w:hAnsi="Times New Roman" w:cs="Times New Roman"/>
-                <w:kern w:val="0"/>
-                <w:lang w:eastAsia="en-IN"/>
-                <w14:ligatures w14:val="none"/>
-              </w:rPr>
-              <w:t>increment,full</w:t>
-            </w:r>
-            <w:proofErr w:type="gramEnd"/>
-            <w:r>
-              <w:rPr>
-                <w:rFonts w:ascii="Times New Roman" w:eastAsia="Times New Roman" w:hAnsi="Times New Roman" w:cs="Times New Roman"/>
-                <w:kern w:val="0"/>
-                <w:lang w:eastAsia="en-IN"/>
-                <w14:ligatures w14:val="none"/>
-              </w:rPr>
-              <w:t>_name</w:t>
-            </w:r>
-            <w:proofErr w:type="spellEnd"/>
-            <w:r>
-              <w:rPr>
-                <w:rFonts w:ascii="Times New Roman" w:eastAsia="Times New Roman" w:hAnsi="Times New Roman" w:cs="Times New Roman"/>
-                <w:kern w:val="0"/>
-                <w:lang w:eastAsia="en-IN"/>
-                <w14:ligatures w14:val="none"/>
-              </w:rPr>
-              <w:t xml:space="preserve"> </w:t>
-            </w:r>
-            <w:proofErr w:type="gramStart"/>
-            <w:r>
-              <w:rPr>
-                <w:rFonts w:ascii="Times New Roman" w:eastAsia="Times New Roman" w:hAnsi="Times New Roman" w:cs="Times New Roman"/>
-                <w:kern w:val="0"/>
-                <w:lang w:eastAsia="en-IN"/>
-                <w14:ligatures w14:val="none"/>
-              </w:rPr>
-              <w:t>VARCHAR(</w:t>
-            </w:r>
-            <w:proofErr w:type="gramEnd"/>
-            <w:r>
-              <w:rPr>
-                <w:rFonts w:ascii="Times New Roman" w:eastAsia="Times New Roman" w:hAnsi="Times New Roman" w:cs="Times New Roman"/>
-                <w:kern w:val="0"/>
-                <w:lang w:eastAsia="en-IN"/>
-                <w14:ligatures w14:val="none"/>
-              </w:rPr>
-              <w:t>100</w:t>
-            </w:r>
-            <w:proofErr w:type="gramStart"/>
-            <w:r>
-              <w:rPr>
-                <w:rFonts w:ascii="Times New Roman" w:eastAsia="Times New Roman" w:hAnsi="Times New Roman" w:cs="Times New Roman"/>
-                <w:kern w:val="0"/>
-                <w:lang w:eastAsia="en-IN"/>
-                <w14:ligatures w14:val="none"/>
-              </w:rPr>
-              <w:t>),DOB</w:t>
-            </w:r>
-            <w:proofErr w:type="gramEnd"/>
-            <w:r>
-              <w:rPr>
-                <w:rFonts w:ascii="Times New Roman" w:eastAsia="Times New Roman" w:hAnsi="Times New Roman" w:cs="Times New Roman"/>
-                <w:kern w:val="0"/>
-                <w:lang w:eastAsia="en-IN"/>
-                <w14:ligatures w14:val="none"/>
-              </w:rPr>
-              <w:t xml:space="preserve"> </w:t>
-            </w:r>
-            <w:proofErr w:type="spellStart"/>
-            <w:proofErr w:type="gramStart"/>
-            <w:r>
-              <w:rPr>
-                <w:rFonts w:ascii="Times New Roman" w:eastAsia="Times New Roman" w:hAnsi="Times New Roman" w:cs="Times New Roman"/>
-                <w:kern w:val="0"/>
-                <w:lang w:eastAsia="en-IN"/>
-                <w14:ligatures w14:val="none"/>
-              </w:rPr>
-              <w:t>DATE,email</w:t>
-            </w:r>
-            <w:proofErr w:type="spellEnd"/>
-            <w:proofErr w:type="gramEnd"/>
-            <w:r>
-              <w:rPr>
-                <w:rFonts w:ascii="Times New Roman" w:eastAsia="Times New Roman" w:hAnsi="Times New Roman" w:cs="Times New Roman"/>
-                <w:kern w:val="0"/>
-                <w:lang w:eastAsia="en-IN"/>
-                <w14:ligatures w14:val="none"/>
-              </w:rPr>
-              <w:t xml:space="preserve"> </w:t>
-            </w:r>
-            <w:proofErr w:type="gramStart"/>
-            <w:r>
-              <w:rPr>
-                <w:rFonts w:ascii="Times New Roman" w:eastAsia="Times New Roman" w:hAnsi="Times New Roman" w:cs="Times New Roman"/>
-                <w:kern w:val="0"/>
-                <w:lang w:eastAsia="en-IN"/>
-                <w14:ligatures w14:val="none"/>
-              </w:rPr>
-              <w:t>VARCHAR(</w:t>
-            </w:r>
-            <w:proofErr w:type="gramEnd"/>
-            <w:r>
-              <w:rPr>
-                <w:rFonts w:ascii="Times New Roman" w:eastAsia="Times New Roman" w:hAnsi="Times New Roman" w:cs="Times New Roman"/>
-                <w:kern w:val="0"/>
-                <w:lang w:eastAsia="en-IN"/>
-                <w14:ligatures w14:val="none"/>
-              </w:rPr>
-              <w:t xml:space="preserve">100) </w:t>
-            </w:r>
-            <w:proofErr w:type="gramStart"/>
-            <w:r>
-              <w:rPr>
-                <w:rFonts w:ascii="Times New Roman" w:eastAsia="Times New Roman" w:hAnsi="Times New Roman" w:cs="Times New Roman"/>
-                <w:kern w:val="0"/>
-                <w:lang w:eastAsia="en-IN"/>
-                <w14:ligatures w14:val="none"/>
-              </w:rPr>
-              <w:t>UNIQUE )</w:t>
-            </w:r>
-            <w:proofErr w:type="gramEnd"/>
+              <w:t xml:space="preserve">CREATE TABLE </w:t>
+            </w:r>
+            <w:r>
+              <w:rPr>
+                <w:rFonts w:ascii="Times New Roman" w:eastAsia="Times New Roman" w:hAnsi="Times New Roman" w:cs="Times New Roman"/>
+                <w:kern w:val="0"/>
+                <w:lang w:eastAsia="en-IN"/>
+                <w14:ligatures w14:val="none"/>
+              </w:rPr>
+              <w:t>Users(id INT PRIMARY KEY auto_increment,full_name VARCHAR(100),</w:t>
+            </w:r>
+            <w:r>
+              <w:rPr>
+                <w:rFonts w:ascii="Times New Roman" w:eastAsia="Times New Roman" w:hAnsi="Times New Roman" w:cs="Times New Roman"/>
+                <w:kern w:val="0"/>
+                <w:lang w:eastAsia="en-IN"/>
+                <w14:ligatures w14:val="none"/>
+              </w:rPr>
+              <w:t>dob</w:t>
+            </w:r>
+            <w:r>
+              <w:rPr>
+                <w:rFonts w:ascii="Times New Roman" w:eastAsia="Times New Roman" w:hAnsi="Times New Roman" w:cs="Times New Roman"/>
+                <w:kern w:val="0"/>
+                <w:lang w:eastAsia="en-IN"/>
+                <w14:ligatures w14:val="none"/>
+              </w:rPr>
+              <w:t xml:space="preserve"> DATE,email VARCHAR(100) UNIQUE )</w:t>
+            </w:r>
           </w:p>
         </w:tc>
         <w:tc>
@@ -401,27 +307,25 @@
                 <w:lang w:eastAsia="en-IN"/>
                 <w14:ligatures w14:val="none"/>
               </w:rPr>
-              <w:t>INSERT INTO users(</w:t>
-            </w:r>
-            <w:proofErr w:type="spellStart"/>
-            <w:r>
-              <w:rPr>
-                <w:rFonts w:ascii="Times New Roman" w:eastAsia="Times New Roman" w:hAnsi="Times New Roman" w:cs="Times New Roman"/>
-                <w:kern w:val="0"/>
-                <w:lang w:eastAsia="en-IN"/>
-                <w14:ligatures w14:val="none"/>
-              </w:rPr>
-              <w:t>full_name,DOB,email</w:t>
-            </w:r>
-            <w:proofErr w:type="spellEnd"/>
-            <w:r>
-              <w:rPr>
-                <w:rFonts w:ascii="Times New Roman" w:eastAsia="Times New Roman" w:hAnsi="Times New Roman" w:cs="Times New Roman"/>
-                <w:kern w:val="0"/>
-                <w:lang w:eastAsia="en-IN"/>
-                <w14:ligatures w14:val="none"/>
-              </w:rPr>
-              <w:t>)values("ARUN KUMAR","1998-05-12","arun.kumar@gmail.com"), ("ANJALI NAIR","2000-09-18","anjali.nair@gmail.com"), ("RAHUL MENON","1997-11-03","rahul.menon@gmail.com"), ("MEERA JOSEPH","2001-02-27","meera.joseph@gmail.com"), ("VISHNU S","1999-07-15","vishnu.s@gmail.com"), ("PRIYA KRISHNAN","2002-04-21","priya.krishnan@gmail.com"), ("AKHIL MATHEW","1998-12-08","akhil.mathew@gmail.com"), ("NEHA R","2000-06-30","neha.r@gmail.com"), ("ROHAN DAS","1997-10-14","rohan.das@gmail.com"), ("AISWARYA P","2001-08-25","aiswarya.p@gmail.com")</w:t>
+              <w:t>INSERT INTO users(full_name,</w:t>
+            </w:r>
+            <w:r>
+              <w:rPr>
+                <w:rFonts w:ascii="Times New Roman" w:eastAsia="Times New Roman" w:hAnsi="Times New Roman" w:cs="Times New Roman"/>
+                <w:kern w:val="0"/>
+                <w:lang w:eastAsia="en-IN"/>
+                <w14:ligatures w14:val="none"/>
+              </w:rPr>
+              <w:t>dob</w:t>
+            </w:r>
+            <w:r>
+              <w:rPr>
+                <w:rFonts w:ascii="Times New Roman" w:eastAsia="Times New Roman" w:hAnsi="Times New Roman" w:cs="Times New Roman"/>
+                <w:kern w:val="0"/>
+                <w:lang w:eastAsia="en-IN"/>
+                <w14:ligatures w14:val="none"/>
+              </w:rPr>
+              <w:t>,email)values("ARUN KUMAR","1998-05-12","arun.kumar@gmail.com"), ("ANJALI NAIR","2000-09-18","anjali.nair@gmail.com")</w:t>
             </w:r>
           </w:p>
         </w:tc>
@@ -534,27 +438,7 @@
                 <w:lang w:eastAsia="en-IN"/>
                 <w14:ligatures w14:val="none"/>
               </w:rPr>
-              <w:t xml:space="preserve">SELECT * FROM users ORDER BY </w:t>
-            </w:r>
-            <w:proofErr w:type="spellStart"/>
-            <w:r>
-              <w:rPr>
-                <w:rFonts w:ascii="Times New Roman" w:eastAsia="Times New Roman" w:hAnsi="Times New Roman" w:cs="Times New Roman"/>
-                <w:kern w:val="0"/>
-                <w:lang w:eastAsia="en-IN"/>
-                <w14:ligatures w14:val="none"/>
-              </w:rPr>
-              <w:t>full_name</w:t>
-            </w:r>
-            <w:proofErr w:type="spellEnd"/>
-            <w:r>
-              <w:rPr>
-                <w:rFonts w:ascii="Times New Roman" w:eastAsia="Times New Roman" w:hAnsi="Times New Roman" w:cs="Times New Roman"/>
-                <w:kern w:val="0"/>
-                <w:lang w:eastAsia="en-IN"/>
-                <w14:ligatures w14:val="none"/>
-              </w:rPr>
-              <w:t xml:space="preserve"> ASC;</w:t>
+              <w:t>SELECT * FROM users ORDER BY full_name ASC;</w:t>
             </w:r>
           </w:p>
         </w:tc>
@@ -610,27 +494,7 @@
                 <w:lang w:eastAsia="en-IN"/>
                 <w14:ligatures w14:val="none"/>
               </w:rPr>
-              <w:t xml:space="preserve">SELECT * FROM users ORDER BY </w:t>
-            </w:r>
-            <w:proofErr w:type="spellStart"/>
-            <w:r>
-              <w:rPr>
-                <w:rFonts w:ascii="Times New Roman" w:eastAsia="Times New Roman" w:hAnsi="Times New Roman" w:cs="Times New Roman"/>
-                <w:kern w:val="0"/>
-                <w:lang w:eastAsia="en-IN"/>
-                <w14:ligatures w14:val="none"/>
-              </w:rPr>
-              <w:t>full_name</w:t>
-            </w:r>
-            <w:proofErr w:type="spellEnd"/>
-            <w:r>
-              <w:rPr>
-                <w:rFonts w:ascii="Times New Roman" w:eastAsia="Times New Roman" w:hAnsi="Times New Roman" w:cs="Times New Roman"/>
-                <w:kern w:val="0"/>
-                <w:lang w:eastAsia="en-IN"/>
-                <w14:ligatures w14:val="none"/>
-              </w:rPr>
-              <w:t xml:space="preserve"> </w:t>
+              <w:t xml:space="preserve">SELECT * FROM users ORDER BY full_name </w:t>
             </w:r>
             <w:r>
               <w:rPr>
@@ -704,27 +568,7 @@
                 <w:lang w:eastAsia="en-IN"/>
                 <w14:ligatures w14:val="none"/>
               </w:rPr>
-              <w:t xml:space="preserve">SELECT </w:t>
-            </w:r>
-            <w:proofErr w:type="gramStart"/>
-            <w:r>
-              <w:rPr>
-                <w:rFonts w:ascii="Times New Roman" w:eastAsia="Times New Roman" w:hAnsi="Times New Roman" w:cs="Times New Roman"/>
-                <w:kern w:val="0"/>
-                <w:lang w:eastAsia="en-IN"/>
-                <w14:ligatures w14:val="none"/>
-              </w:rPr>
-              <w:t>COUNT(</w:t>
-            </w:r>
-            <w:proofErr w:type="gramEnd"/>
-            <w:r>
-              <w:rPr>
-                <w:rFonts w:ascii="Times New Roman" w:eastAsia="Times New Roman" w:hAnsi="Times New Roman" w:cs="Times New Roman"/>
-                <w:kern w:val="0"/>
-                <w:lang w:eastAsia="en-IN"/>
-                <w14:ligatures w14:val="none"/>
-              </w:rPr>
-              <w:t>*) AS "Total users registered" FROM users;</w:t>
+              <w:t>SELECT COUNT(*) AS "Total users registered" FROM users;</w:t>
             </w:r>
           </w:p>
         </w:tc>
